--- a/lab6/Lab6_OberstEduard_FAF-243.docx
+++ b/lab6/Lab6_OberstEduard_FAF-243.docx
@@ -123,8 +123,84 @@
     </w:p>
     <w:p>
       <w:pPr>
-        <w:spacing w:before="1038" w:after="380" w:line="292" w:lineRule="exact"/>
+        <w:spacing w:before="1710" w:after="224" w:line="600" w:lineRule="exact"/>
         <w:jc w:val="center"/>
+      </w:pPr>
+      <w:r>
+        <w:rPr>
+          <w:rFonts w:ascii="CMU Serif" w:hAnsi="CMU Serif" w:cs="CMU Serif" w:eastAsia="CMU Serif"/>
+          <w:b/>
+          <w:bCs/>
+          <w:sz w:val="48"/>
+          <w:szCs w:val="48"/>
+        </w:rPr>
+        <w:t xml:space="preserve">Report</w:t>
+      </w:r>
+    </w:p>
+    <w:p>
+      <w:pPr>
+        <w:spacing w:before="0" w:after="252" w:line="360" w:lineRule="exact"/>
+        <w:jc w:val="center"/>
+      </w:pPr>
+      <w:r>
+        <w:rPr>
+          <w:rFonts w:ascii="CMU Serif" w:hAnsi="CMU Serif" w:cs="CMU Serif" w:eastAsia="CMU Serif"/>
+          <w:sz w:val="29"/>
+          <w:szCs w:val="29"/>
+        </w:rPr>
+        <w:t xml:space="preserve">Laboratory work nr. 6</w:t>
+      </w:r>
+    </w:p>
+    <w:p>
+      <w:pPr>
+        <w:spacing w:before="0" w:after="72" w:line="420" w:lineRule="exact"/>
+        <w:jc w:val="center"/>
+      </w:pPr>
+      <w:r>
+        <w:rPr>
+          <w:rFonts w:ascii="CMU Serif" w:hAnsi="CMU Serif" w:cs="CMU Serif" w:eastAsia="CMU Serif"/>
+          <w:b/>
+          <w:bCs/>
+          <w:sz w:val="34"/>
+          <w:szCs w:val="34"/>
+        </w:rPr>
+        <w:t xml:space="preserve">Inside the xv6 File System</w:t>
+      </w:r>
+    </w:p>
+    <w:p>
+      <w:pPr>
+        <w:spacing w:before="0" w:after="0" w:line="292" w:lineRule="exact"/>
+        <w:jc w:val="center"/>
+      </w:pPr>
+      <w:r>
+        <w:rPr>
+          <w:rFonts w:ascii="CMU Serif" w:hAnsi="CMU Serif" w:cs="CMU Serif" w:eastAsia="CMU Serif"/>
+          <w:sz w:val="24"/>
+          <w:szCs w:val="24"/>
+        </w:rPr>
+        <w:t xml:space="preserve">Course: Operating Systems (Track B: xv6)</w:t>
+      </w:r>
+    </w:p>
+    <w:p>
+      <w:pPr>
+        <w:spacing w:before="546" w:after="0" w:line="292" w:lineRule="exact"/>
+        <w:jc w:val="right"/>
+      </w:pPr>
+      <w:r>
+        <w:rPr>
+          <w:rFonts w:ascii="CMU Serif" w:hAnsi="CMU Serif" w:cs="CMU Serif" w:eastAsia="CMU Serif"/>
+          <w:i/>
+          <w:iCs/>
+          <w:sz w:val="24"/>
+          <w:szCs w:val="24"/>
+        </w:rPr>
+        <w:t xml:space="preserve">Done by:</w:t>
+      </w:r>
+    </w:p>
+    <w:p>
+      <w:pPr>
+        <w:spacing w:before="0" w:after="0" w:line="292" w:lineRule="exact"/>
+        <w:jc w:val="right"/>
       </w:pPr>
       <w:r>
         <w:rPr>
@@ -134,72 +210,12 @@
           <w:sz w:val="24"/>
           <w:szCs w:val="24"/>
         </w:rPr>
-        <w:t xml:space="preserve">Oberst Eduard, FAF-243</w:t>
-      </w:r>
-    </w:p>
-    <w:p>
-      <w:pPr>
-        <w:spacing w:before="0" w:after="224" w:line="600" w:lineRule="exact"/>
-        <w:jc w:val="center"/>
-      </w:pPr>
-      <w:r>
-        <w:rPr>
-          <w:rFonts w:ascii="CMU Serif" w:hAnsi="CMU Serif" w:cs="CMU Serif" w:eastAsia="CMU Serif"/>
-          <w:b/>
-          <w:bCs/>
-          <w:sz w:val="48"/>
-          <w:szCs w:val="48"/>
-        </w:rPr>
-        <w:t xml:space="preserve">Report</w:t>
-      </w:r>
-    </w:p>
-    <w:p>
-      <w:pPr>
-        <w:spacing w:before="0" w:after="252" w:line="360" w:lineRule="exact"/>
-        <w:jc w:val="center"/>
-      </w:pPr>
-      <w:r>
-        <w:rPr>
-          <w:rFonts w:ascii="CMU Serif" w:hAnsi="CMU Serif" w:cs="CMU Serif" w:eastAsia="CMU Serif"/>
-          <w:sz w:val="29"/>
-          <w:szCs w:val="29"/>
-        </w:rPr>
-        <w:t xml:space="preserve">Laboratory work nr. 6</w:t>
-      </w:r>
-    </w:p>
-    <w:p>
-      <w:pPr>
-        <w:spacing w:before="0" w:after="72" w:line="420" w:lineRule="exact"/>
-        <w:jc w:val="center"/>
-      </w:pPr>
-      <w:r>
-        <w:rPr>
-          <w:rFonts w:ascii="CMU Serif" w:hAnsi="CMU Serif" w:cs="CMU Serif" w:eastAsia="CMU Serif"/>
-          <w:b/>
-          <w:bCs/>
-          <w:sz w:val="34"/>
-          <w:szCs w:val="34"/>
-        </w:rPr>
-        <w:t xml:space="preserve">Inside the xv6 File System</w:t>
-      </w:r>
-    </w:p>
-    <w:p>
-      <w:pPr>
-        <w:spacing w:before="0" w:after="0" w:line="292" w:lineRule="exact"/>
-        <w:jc w:val="center"/>
-      </w:pPr>
-      <w:r>
-        <w:rPr>
-          <w:rFonts w:ascii="CMU Serif" w:hAnsi="CMU Serif" w:cs="CMU Serif" w:eastAsia="CMU Serif"/>
-          <w:sz w:val="24"/>
-          <w:szCs w:val="24"/>
-        </w:rPr>
-        <w:t xml:space="preserve">Course: Operating Systems (Track B: xv6)</w:t>
-      </w:r>
-    </w:p>
-    <w:p>
-      <w:pPr>
-        <w:spacing w:before="1330" w:after="0" w:line="292" w:lineRule="exact"/>
+        <w:t xml:space="preserve">st. gr. FAF-243, Oberst Eduard</w:t>
+      </w:r>
+    </w:p>
+    <w:p>
+      <w:pPr>
+        <w:spacing w:before="200" w:after="0" w:line="292" w:lineRule="exact"/>
         <w:jc w:val="right"/>
       </w:pPr>
       <w:r>
